--- a/zht/docx/123.content.docx
+++ b/zht/docx/123.content.docx
@@ -375,18 +375,12 @@
           <w:lang w:val="zh_TW" w:bidi="zh_TW"/>
         </w:rPr>
       </w:r>
-      <w:hyperlink r:id="rId13">
-        <w:r>
-          <w:rPr>
-            <w:lang w:val="zh_TW" w:bidi="zh_TW"/>
-          </w:rPr>
-          <w:rPr>
-            <w:color w:val="0000EE"/>
-            <w:u w:val="single"/>
-          </w:rPr>
-          <w:t>歷代志上17:1–2</w:t>
-        </w:r>
-      </w:hyperlink>
+      <w:r>
+        <w:rPr>
+          <w:lang w:val="zh_TW" w:bidi="zh_TW"/>
+        </w:rPr>
+        <w:t>歷代志上17:1–2</w:t>
+      </w:r>
     </w:p>
     <w:p>
       <w:pPr>
@@ -399,18 +393,12 @@
           <w:lang w:val="zh_TW" w:bidi="zh_TW"/>
         </w:rPr>
       </w:r>
-      <w:hyperlink r:id="rId14">
-        <w:r>
-          <w:rPr>
-            <w:lang w:val="zh_TW" w:bidi="zh_TW"/>
-          </w:rPr>
-          <w:rPr>
-            <w:color w:val="0000EE"/>
-            <w:u w:val="single"/>
-          </w:rPr>
-          <w:t>歷代志下9:29</w:t>
-        </w:r>
-      </w:hyperlink>
+      <w:r>
+        <w:rPr>
+          <w:lang w:val="zh_TW" w:bidi="zh_TW"/>
+        </w:rPr>
+        <w:t>歷代志下9:29</w:t>
+      </w:r>
     </w:p>
     <w:p>
       <w:pPr>
@@ -423,18 +411,12 @@
           <w:lang w:val="zh_TW" w:bidi="zh_TW"/>
         </w:rPr>
       </w:r>
-      <w:hyperlink r:id="rId15">
-        <w:r>
-          <w:rPr>
-            <w:lang w:val="zh_TW" w:bidi="zh_TW"/>
-          </w:rPr>
-          <w:rPr>
-            <w:color w:val="0000EE"/>
-            <w:u w:val="single"/>
-          </w:rPr>
-          <w:t>撒母耳記下12:1–3</w:t>
-        </w:r>
-      </w:hyperlink>
+      <w:r>
+        <w:rPr>
+          <w:lang w:val="zh_TW" w:bidi="zh_TW"/>
+        </w:rPr>
+        <w:t>撒母耳記下12:1–3</w:t>
+      </w:r>
     </w:p>
     <w:p>
       <w:pPr>
@@ -447,18 +429,12 @@
           <w:lang w:val="zh_TW" w:bidi="zh_TW"/>
         </w:rPr>
       </w:r>
-      <w:hyperlink r:id="rId16">
-        <w:r>
-          <w:rPr>
-            <w:lang w:val="zh_TW" w:bidi="zh_TW"/>
-          </w:rPr>
-          <w:rPr>
-            <w:color w:val="0000EE"/>
-            <w:u w:val="single"/>
-          </w:rPr>
-          <w:t>詩篇51:1</w:t>
-        </w:r>
-      </w:hyperlink>
+      <w:r>
+        <w:rPr>
+          <w:lang w:val="zh_TW" w:bidi="zh_TW"/>
+        </w:rPr>
+        <w:t>詩篇51:1</w:t>
+      </w:r>
     </w:p>
     <w:p>
       <w:pPr>
@@ -775,18 +751,12 @@
           <w:lang w:val="zh_TW" w:bidi="zh_TW"/>
         </w:rPr>
       </w:r>
-      <w:hyperlink r:id="rId17">
-        <w:r>
-          <w:rPr>
-            <w:lang w:val="zh_TW" w:bidi="zh_TW"/>
-          </w:rPr>
-          <w:rPr>
-            <w:color w:val="0000EE"/>
-            <w:u w:val="single"/>
-          </w:rPr>
-          <w:t>列王紀上4:15</w:t>
-        </w:r>
-      </w:hyperlink>
+      <w:r>
+        <w:rPr>
+          <w:lang w:val="zh_TW" w:bidi="zh_TW"/>
+        </w:rPr>
+        <w:t>列王紀上4:15</w:t>
+      </w:r>
     </w:p>
     <w:p>
       <w:pPr>
@@ -799,18 +769,12 @@
           <w:lang w:val="zh_TW" w:bidi="zh_TW"/>
         </w:rPr>
       </w:r>
-      <w:hyperlink r:id="rId18">
-        <w:r>
-          <w:rPr>
-            <w:lang w:val="zh_TW" w:bidi="zh_TW"/>
-          </w:rPr>
-          <w:rPr>
-            <w:color w:val="0000EE"/>
-            <w:u w:val="single"/>
-          </w:rPr>
-          <w:t>申命記27:13–14</w:t>
-        </w:r>
-      </w:hyperlink>
+      <w:r>
+        <w:rPr>
+          <w:lang w:val="zh_TW" w:bidi="zh_TW"/>
+        </w:rPr>
+        <w:t>申命記27:13–14</w:t>
+      </w:r>
     </w:p>
     <w:p>
       <w:pPr>
@@ -823,18 +787,12 @@
           <w:lang w:val="zh_TW" w:bidi="zh_TW"/>
         </w:rPr>
       </w:r>
-      <w:hyperlink r:id="rId19">
-        <w:r>
-          <w:rPr>
-            <w:lang w:val="zh_TW" w:bidi="zh_TW"/>
-          </w:rPr>
-          <w:rPr>
-            <w:color w:val="0000EE"/>
-            <w:u w:val="single"/>
-          </w:rPr>
-          <w:t>以西結書48:1–3</w:t>
-        </w:r>
-      </w:hyperlink>
+      <w:r>
+        <w:rPr>
+          <w:lang w:val="zh_TW" w:bidi="zh_TW"/>
+        </w:rPr>
+        <w:t>以西結書48:1–3</w:t>
+      </w:r>
     </w:p>
     <w:p>
       <w:pPr>
@@ -847,18 +805,12 @@
           <w:lang w:val="zh_TW" w:bidi="zh_TW"/>
         </w:rPr>
       </w:r>
-      <w:hyperlink r:id="rId20">
-        <w:r>
-          <w:rPr>
-            <w:lang w:val="zh_TW" w:bidi="zh_TW"/>
-          </w:rPr>
-          <w:rPr>
-            <w:color w:val="0000EE"/>
-            <w:u w:val="single"/>
-          </w:rPr>
-          <w:t>創世記30:8</w:t>
-        </w:r>
-      </w:hyperlink>
+      <w:r>
+        <w:rPr>
+          <w:lang w:val="zh_TW" w:bidi="zh_TW"/>
+        </w:rPr>
+        <w:t>創世記30:8</w:t>
+      </w:r>
     </w:p>
     <w:p>
       <w:pPr>
@@ -871,18 +823,12 @@
           <w:lang w:val="zh_TW" w:bidi="zh_TW"/>
         </w:rPr>
       </w:r>
-      <w:hyperlink r:id="rId21">
-        <w:r>
-          <w:rPr>
-            <w:lang w:val="zh_TW" w:bidi="zh_TW"/>
-          </w:rPr>
-          <w:rPr>
-            <w:color w:val="0000EE"/>
-            <w:u w:val="single"/>
-          </w:rPr>
-          <w:t>士師記1:33</w:t>
-        </w:r>
-      </w:hyperlink>
+      <w:r>
+        <w:rPr>
+          <w:lang w:val="zh_TW" w:bidi="zh_TW"/>
+        </w:rPr>
+        <w:t>士師記1:33</w:t>
+      </w:r>
     </w:p>
     <w:p>
       <w:pPr>
@@ -895,18 +841,12 @@
           <w:lang w:val="zh_TW" w:bidi="zh_TW"/>
         </w:rPr>
       </w:r>
-      <w:hyperlink r:id="rId22">
-        <w:r>
-          <w:rPr>
-            <w:lang w:val="zh_TW" w:bidi="zh_TW"/>
-          </w:rPr>
-          <w:rPr>
-            <w:color w:val="0000EE"/>
-            <w:u w:val="single"/>
-          </w:rPr>
-          <w:t>馬太福音4:13</w:t>
-        </w:r>
-      </w:hyperlink>
+      <w:r>
+        <w:rPr>
+          <w:lang w:val="zh_TW" w:bidi="zh_TW"/>
+        </w:rPr>
+        <w:t>馬太福音4:13</w:t>
+      </w:r>
     </w:p>
     <w:p>
       <w:pPr>
@@ -1106,18 +1046,12 @@
           <w:lang w:val="zh_TW" w:bidi="zh_TW"/>
         </w:rPr>
       </w:r>
-      <w:hyperlink r:id="rId23">
-        <w:r>
-          <w:rPr>
-            <w:lang w:val="zh_TW" w:bidi="zh_TW"/>
-          </w:rPr>
-          <w:rPr>
-            <w:color w:val="0000EE"/>
-            <w:u w:val="single"/>
-          </w:rPr>
-          <w:t>歷代志上1:24–27</w:t>
-        </w:r>
-      </w:hyperlink>
+      <w:r>
+        <w:rPr>
+          <w:lang w:val="zh_TW" w:bidi="zh_TW"/>
+        </w:rPr>
+        <w:t>歷代志上1:24–27</w:t>
+      </w:r>
     </w:p>
     <w:p>
       <w:pPr>
@@ -1130,18 +1064,12 @@
           <w:lang w:val="zh_TW" w:bidi="zh_TW"/>
         </w:rPr>
       </w:r>
-      <w:hyperlink r:id="rId24">
-        <w:r>
-          <w:rPr>
-            <w:lang w:val="zh_TW" w:bidi="zh_TW"/>
-          </w:rPr>
-          <w:rPr>
-            <w:color w:val="0000EE"/>
-            <w:u w:val="single"/>
-          </w:rPr>
-          <w:t>創世記31:53</w:t>
-        </w:r>
-      </w:hyperlink>
+      <w:r>
+        <w:rPr>
+          <w:lang w:val="zh_TW" w:bidi="zh_TW"/>
+        </w:rPr>
+        <w:t>創世記31:53</w:t>
+      </w:r>
     </w:p>
     <w:p>
       <w:pPr>
@@ -1154,18 +1082,12 @@
           <w:lang w:val="zh_TW" w:bidi="zh_TW"/>
         </w:rPr>
       </w:r>
-      <w:hyperlink r:id="rId25">
-        <w:r>
-          <w:rPr>
-            <w:lang w:val="zh_TW" w:bidi="zh_TW"/>
-          </w:rPr>
-          <w:rPr>
-            <w:color w:val="0000EE"/>
-            <w:u w:val="single"/>
-          </w:rPr>
-          <w:t>約書亞記24:2</w:t>
-        </w:r>
-      </w:hyperlink>
+      <w:r>
+        <w:rPr>
+          <w:lang w:val="zh_TW" w:bidi="zh_TW"/>
+        </w:rPr>
+        <w:t>約書亞記24:2</w:t>
+      </w:r>
     </w:p>
     <w:p>
       <w:pPr>
@@ -1178,18 +1100,12 @@
           <w:lang w:val="zh_TW" w:bidi="zh_TW"/>
         </w:rPr>
       </w:r>
-      <w:hyperlink r:id="rId26">
-        <w:r>
-          <w:rPr>
-            <w:lang w:val="zh_TW" w:bidi="zh_TW"/>
-          </w:rPr>
-          <w:rPr>
-            <w:color w:val="0000EE"/>
-            <w:u w:val="single"/>
-          </w:rPr>
-          <w:t>路加福音3:34</w:t>
-        </w:r>
-      </w:hyperlink>
+      <w:r>
+        <w:rPr>
+          <w:lang w:val="zh_TW" w:bidi="zh_TW"/>
+        </w:rPr>
+        <w:t>路加福音3:34</w:t>
+      </w:r>
     </w:p>
     <w:p>
       <w:pPr>
@@ -1429,18 +1345,12 @@
           <w:lang w:val="zh_TW" w:bidi="zh_TW"/>
         </w:rPr>
       </w:r>
-      <w:hyperlink r:id="rId27">
-        <w:r>
-          <w:rPr>
-            <w:lang w:val="zh_TW" w:bidi="zh_TW"/>
-          </w:rPr>
-          <w:rPr>
-            <w:color w:val="0000EE"/>
-            <w:u w:val="single"/>
-          </w:rPr>
-          <w:t>使徒行傳26:9–11</w:t>
-        </w:r>
-      </w:hyperlink>
+      <w:r>
+        <w:rPr>
+          <w:lang w:val="zh_TW" w:bidi="zh_TW"/>
+        </w:rPr>
+        <w:t>使徒行傳26:9–11</w:t>
+      </w:r>
     </w:p>
     <w:p>
       <w:pPr>
@@ -1453,18 +1363,12 @@
           <w:lang w:val="zh_TW" w:bidi="zh_TW"/>
         </w:rPr>
       </w:r>
-      <w:hyperlink r:id="rId28">
-        <w:r>
-          <w:rPr>
-            <w:lang w:val="zh_TW" w:bidi="zh_TW"/>
-          </w:rPr>
-          <w:rPr>
-            <w:color w:val="0000EE"/>
-            <w:u w:val="single"/>
-          </w:rPr>
-          <w:t>約翰福音1:43–45</w:t>
-        </w:r>
-      </w:hyperlink>
+      <w:r>
+        <w:rPr>
+          <w:lang w:val="zh_TW" w:bidi="zh_TW"/>
+        </w:rPr>
+        <w:t>約翰福音1:43–45</w:t>
+      </w:r>
     </w:p>
     <w:p>
       <w:pPr>
@@ -1477,18 +1381,12 @@
           <w:lang w:val="zh_TW" w:bidi="zh_TW"/>
         </w:rPr>
       </w:r>
-      <w:hyperlink r:id="rId29">
-        <w:r>
-          <w:rPr>
-            <w:lang w:val="zh_TW" w:bidi="zh_TW"/>
-          </w:rPr>
-          <w:rPr>
-            <w:color w:val="0000EE"/>
-            <w:u w:val="single"/>
-          </w:rPr>
-          <w:t>路加福音1:26–29</w:t>
-        </w:r>
-      </w:hyperlink>
+      <w:r>
+        <w:rPr>
+          <w:lang w:val="zh_TW" w:bidi="zh_TW"/>
+        </w:rPr>
+        <w:t>路加福音1:26–29</w:t>
+      </w:r>
     </w:p>
     <w:p>
       <w:pPr>
@@ -1501,18 +1399,12 @@
           <w:lang w:val="zh_TW" w:bidi="zh_TW"/>
         </w:rPr>
       </w:r>
-      <w:hyperlink r:id="rId30">
-        <w:r>
-          <w:rPr>
-            <w:lang w:val="zh_TW" w:bidi="zh_TW"/>
-          </w:rPr>
-          <w:rPr>
-            <w:color w:val="0000EE"/>
-            <w:u w:val="single"/>
-          </w:rPr>
-          <w:t>馬可福音16:5–7</w:t>
-        </w:r>
-      </w:hyperlink>
+      <w:r>
+        <w:rPr>
+          <w:lang w:val="zh_TW" w:bidi="zh_TW"/>
+        </w:rPr>
+        <w:t>馬可福音16:5–7</w:t>
+      </w:r>
     </w:p>
     <w:p>
       <w:pPr>
@@ -1525,18 +1417,12 @@
           <w:lang w:val="zh_TW" w:bidi="zh_TW"/>
         </w:rPr>
       </w:r>
-      <w:hyperlink r:id="rId31">
-        <w:r>
-          <w:rPr>
-            <w:lang w:val="zh_TW" w:bidi="zh_TW"/>
-          </w:rPr>
-          <w:rPr>
-            <w:color w:val="0000EE"/>
-            <w:u w:val="single"/>
-          </w:rPr>
-          <w:t>馬太福音2:23</w:t>
-        </w:r>
-      </w:hyperlink>
+      <w:r>
+        <w:rPr>
+          <w:lang w:val="zh_TW" w:bidi="zh_TW"/>
+        </w:rPr>
+        <w:t>馬太福音2:23</w:t>
+      </w:r>
     </w:p>
     <w:p>
       <w:pPr>
@@ -1549,18 +1435,12 @@
           <w:lang w:val="zh_TW" w:bidi="zh_TW"/>
         </w:rPr>
       </w:r>
-      <w:hyperlink r:id="rId32">
-        <w:r>
-          <w:rPr>
-            <w:lang w:val="zh_TW" w:bidi="zh_TW"/>
-          </w:rPr>
-          <w:rPr>
-            <w:color w:val="0000EE"/>
-            <w:u w:val="single"/>
-          </w:rPr>
-          <w:t>馬太福音21:9–11</w:t>
-        </w:r>
-      </w:hyperlink>
+      <w:r>
+        <w:rPr>
+          <w:lang w:val="zh_TW" w:bidi="zh_TW"/>
+        </w:rPr>
+        <w:t>馬太福音21:9–11</w:t>
+      </w:r>
     </w:p>
     <w:p>
       <w:pPr>
@@ -1573,18 +1453,12 @@
           <w:lang w:val="zh_TW" w:bidi="zh_TW"/>
         </w:rPr>
       </w:r>
-      <w:hyperlink r:id="rId33">
-        <w:r>
-          <w:rPr>
-            <w:lang w:val="zh_TW" w:bidi="zh_TW"/>
-          </w:rPr>
-          <w:rPr>
-            <w:color w:val="0000EE"/>
-            <w:u w:val="single"/>
-          </w:rPr>
-          <w:t>馬太福音26:71–72</w:t>
-        </w:r>
-      </w:hyperlink>
+      <w:r>
+        <w:rPr>
+          <w:lang w:val="zh_TW" w:bidi="zh_TW"/>
+        </w:rPr>
+        <w:t>馬太福音26:71–72</w:t>
+      </w:r>
     </w:p>
     <w:p>
       <w:pPr>
@@ -1986,18 +1860,12 @@
           <w:lang w:val="zh_TW" w:bidi="zh_TW"/>
         </w:rPr>
       </w:r>
-      <w:hyperlink r:id="rId34">
-        <w:r>
-          <w:rPr>
-            <w:lang w:val="zh_TW" w:bidi="zh_TW"/>
-          </w:rPr>
-          <w:rPr>
-            <w:color w:val="0000EE"/>
-            <w:u w:val="single"/>
-          </w:rPr>
-          <w:t>使徒行傳18:18–19</w:t>
-        </w:r>
-      </w:hyperlink>
+      <w:r>
+        <w:rPr>
+          <w:lang w:val="zh_TW" w:bidi="zh_TW"/>
+        </w:rPr>
+        <w:t>使徒行傳18:18–19</w:t>
+      </w:r>
     </w:p>
     <w:p>
       <w:pPr>
@@ -2010,18 +1878,12 @@
           <w:lang w:val="zh_TW" w:bidi="zh_TW"/>
         </w:rPr>
       </w:r>
-      <w:hyperlink r:id="rId35">
-        <w:r>
-          <w:rPr>
-            <w:lang w:val="zh_TW" w:bidi="zh_TW"/>
-          </w:rPr>
-          <w:rPr>
-            <w:color w:val="0000EE"/>
-            <w:u w:val="single"/>
-          </w:rPr>
-          <w:t>阿摩司書2:11–12</w:t>
-        </w:r>
-      </w:hyperlink>
+      <w:r>
+        <w:rPr>
+          <w:lang w:val="zh_TW" w:bidi="zh_TW"/>
+        </w:rPr>
+        <w:t>阿摩司書2:11–12</w:t>
+      </w:r>
     </w:p>
     <w:p>
       <w:pPr>
@@ -2034,18 +1896,12 @@
           <w:lang w:val="zh_TW" w:bidi="zh_TW"/>
         </w:rPr>
       </w:r>
-      <w:hyperlink r:id="rId36">
-        <w:r>
-          <w:rPr>
-            <w:lang w:val="zh_TW" w:bidi="zh_TW"/>
-          </w:rPr>
-          <w:rPr>
-            <w:color w:val="0000EE"/>
-            <w:u w:val="single"/>
-          </w:rPr>
-          <w:t>士師記13:5</w:t>
-        </w:r>
-      </w:hyperlink>
+      <w:r>
+        <w:rPr>
+          <w:lang w:val="zh_TW" w:bidi="zh_TW"/>
+        </w:rPr>
+        <w:t>士師記13:5</w:t>
+      </w:r>
     </w:p>
     <w:p>
       <w:pPr>
@@ -2058,18 +1914,12 @@
           <w:lang w:val="zh_TW" w:bidi="zh_TW"/>
         </w:rPr>
       </w:r>
-      <w:hyperlink r:id="rId37">
-        <w:r>
-          <w:rPr>
-            <w:lang w:val="zh_TW" w:bidi="zh_TW"/>
-          </w:rPr>
-          <w:rPr>
-            <w:color w:val="0000EE"/>
-            <w:u w:val="single"/>
-          </w:rPr>
-          <w:t>民數記6:1–4</w:t>
-        </w:r>
-      </w:hyperlink>
+      <w:r>
+        <w:rPr>
+          <w:lang w:val="zh_TW" w:bidi="zh_TW"/>
+        </w:rPr>
+        <w:t>民數記6:1–4</w:t>
+      </w:r>
     </w:p>
     <w:p>
       <w:pPr>
@@ -2305,18 +2155,12 @@
           <w:lang w:val="zh_TW" w:bidi="zh_TW"/>
         </w:rPr>
       </w:r>
-      <w:hyperlink r:id="rId38">
-        <w:r>
-          <w:rPr>
-            <w:lang w:val="zh_TW" w:bidi="zh_TW"/>
-          </w:rPr>
-          <w:rPr>
-            <w:color w:val="0000EE"/>
-            <w:u w:val="single"/>
-          </w:rPr>
-          <w:t>那鴻書1:1</w:t>
-        </w:r>
-      </w:hyperlink>
+      <w:r>
+        <w:rPr>
+          <w:lang w:val="zh_TW" w:bidi="zh_TW"/>
+        </w:rPr>
+        <w:t>那鴻書1:1</w:t>
+      </w:r>
     </w:p>
     <w:p>
       <w:pPr>

--- a/zht/docx/123.content.docx
+++ b/zht/docx/123.content.docx
@@ -1811,19 +1811,7 @@
         <w:rPr>
           <w:lang w:val="zh_TW" w:bidi="zh_TW"/>
         </w:rPr>
-        <w:t>，</w:t>
-      </w:r>
-      <w:r>
-        <w:rPr>
-          <w:lang w:val="zh_TW" w:bidi="zh_TW"/>
-        </w:rPr>
-        <w:t>誓言</w:t>
-      </w:r>
-      <w:r>
-        <w:rPr>
-          <w:lang w:val="zh_TW" w:bidi="zh_TW"/>
-        </w:rPr>
-        <w:t>，</w:t>
+        <w:t>，誓言，</w:t>
       </w:r>
       <w:r>
         <w:rPr>
